--- a/holdundervisning/modul-1-opgaver.docx
+++ b/holdundervisning/modul-1-opgaver.docx
@@ -63,8 +63,8 @@
         <w:outlineLvl w:val="0"/>
         <w:rPr/>
       </w:pPr>
-      <w:bookmarkStart w:id="0" w:name="OrgXref.orgc14343c"/>
-      <w:bookmarkStart w:id="1" w:name="orgc14343c"/>
+      <w:bookmarkStart w:id="0" w:name="OrgXref.orge9aee13"/>
+      <w:bookmarkStart w:id="1" w:name="orge9aee13"/>
       <w:bookmarkEnd w:id="1"/>
       <w:r>
         <w:rPr/>
@@ -177,8 +177,8 @@
         <w:outlineLvl w:val="0"/>
         <w:rPr/>
       </w:pPr>
-      <w:bookmarkStart w:id="2" w:name="OrgXref.orgac26b87"/>
-      <w:bookmarkStart w:id="3" w:name="orgac26b87"/>
+      <w:bookmarkStart w:id="2" w:name="OrgXref.org7dec969"/>
+      <w:bookmarkStart w:id="3" w:name="org7dec969"/>
       <w:bookmarkEnd w:id="3"/>
       <w:r>
         <w:rPr/>
@@ -220,8 +220,8 @@
         <w:outlineLvl w:val="0"/>
         <w:rPr/>
       </w:pPr>
-      <w:bookmarkStart w:id="4" w:name="OrgXref.org4710d47"/>
-      <w:bookmarkStart w:id="5" w:name="org4710d47"/>
+      <w:bookmarkStart w:id="4" w:name="OrgXref.org47bcabd"/>
+      <w:bookmarkStart w:id="5" w:name="org47bcabd"/>
       <w:bookmarkEnd w:id="5"/>
       <w:r>
         <w:rPr/>
@@ -355,8 +355,8 @@
         <w:outlineLvl w:val="0"/>
         <w:rPr/>
       </w:pPr>
-      <w:bookmarkStart w:id="6" w:name="OrgXref.orga60ce0a"/>
-      <w:bookmarkStart w:id="7" w:name="orga60ce0a"/>
+      <w:bookmarkStart w:id="6" w:name="OrgXref.org92d79cb"/>
+      <w:bookmarkStart w:id="7" w:name="org92d79cb"/>
       <w:bookmarkEnd w:id="7"/>
       <w:r>
         <w:rPr/>
@@ -398,8 +398,8 @@
         <w:outlineLvl w:val="0"/>
         <w:rPr/>
       </w:pPr>
-      <w:bookmarkStart w:id="8" w:name="OrgXref.org90edf91"/>
-      <w:bookmarkStart w:id="9" w:name="org90edf91"/>
+      <w:bookmarkStart w:id="8" w:name="OrgXref.orga36796a"/>
+      <w:bookmarkStart w:id="9" w:name="orga36796a"/>
       <w:bookmarkEnd w:id="9"/>
       <w:r>
         <w:rPr/>
@@ -441,8 +441,8 @@
         <w:outlineLvl w:val="0"/>
         <w:rPr/>
       </w:pPr>
-      <w:bookmarkStart w:id="10" w:name="OrgXref.orga3885ef"/>
-      <w:bookmarkStart w:id="11" w:name="orga3885ef"/>
+      <w:bookmarkStart w:id="10" w:name="OrgXref.orge14498e"/>
+      <w:bookmarkStart w:id="11" w:name="orge14498e"/>
       <w:bookmarkEnd w:id="11"/>
       <w:r>
         <w:rPr/>
@@ -484,8 +484,8 @@
         <w:outlineLvl w:val="0"/>
         <w:rPr/>
       </w:pPr>
-      <w:bookmarkStart w:id="12" w:name="OrgXref.org641f816"/>
-      <w:bookmarkStart w:id="13" w:name="org641f816"/>
+      <w:bookmarkStart w:id="12" w:name="OrgXref.org909afa7"/>
+      <w:bookmarkStart w:id="13" w:name="org909afa7"/>
       <w:bookmarkEnd w:id="13"/>
       <w:r>
         <w:rPr/>
@@ -527,8 +527,8 @@
         <w:outlineLvl w:val="0"/>
         <w:rPr/>
       </w:pPr>
-      <w:bookmarkStart w:id="14" w:name="OrgXref.org11b0e9b"/>
-      <w:bookmarkStart w:id="15" w:name="org11b0e9b"/>
+      <w:bookmarkStart w:id="14" w:name="OrgXref.orgc2b27d2"/>
+      <w:bookmarkStart w:id="15" w:name="orgc2b27d2"/>
       <w:bookmarkEnd w:id="15"/>
       <w:r>
         <w:rPr/>
@@ -570,8 +570,8 @@
         <w:outlineLvl w:val="0"/>
         <w:rPr/>
       </w:pPr>
-      <w:bookmarkStart w:id="16" w:name="OrgXref.org6dc8399"/>
-      <w:bookmarkStart w:id="17" w:name="org6dc8399"/>
+      <w:bookmarkStart w:id="16" w:name="OrgXref.org99d8440"/>
+      <w:bookmarkStart w:id="17" w:name="org99d8440"/>
       <w:bookmarkEnd w:id="17"/>
       <w:r>
         <w:rPr/>
@@ -589,7 +589,7 @@
       </w:pPr>
       <w:r>
         <w:rPr/>
-        <w:t xml:space="preserve">Figuren nedenfor viser en hypotetisk befolkningsgruppe bestående af kun 5 personer. Baseret på talllene fra grafen, besvar følgende spørgsmål og rapporter dine resultater. </w:t>
+        <w:t xml:space="preserve">Figuren nedenfor viser en hypotetisk befolkningsgruppe bestående af kun 5 personer. Baseret på tallene fra grafen, besvar følgende spørgsmål og rapporter dine resultater. </w:t>
       </w:r>
     </w:p>
     <w:p>
@@ -771,8 +771,8 @@
         <w:outlineLvl w:val="0"/>
         <w:rPr/>
       </w:pPr>
-      <w:bookmarkStart w:id="18" w:name="OrgXref.orgb70cff3"/>
-      <w:bookmarkStart w:id="19" w:name="orgb70cff3"/>
+      <w:bookmarkStart w:id="18" w:name="OrgXref.orge57a5f9"/>
+      <w:bookmarkStart w:id="19" w:name="orge57a5f9"/>
       <w:bookmarkEnd w:id="19"/>
       <w:r>
         <w:rPr/>
@@ -814,8 +814,8 @@
         <w:outlineLvl w:val="0"/>
         <w:rPr/>
       </w:pPr>
-      <w:bookmarkStart w:id="20" w:name="OrgXref.orga04358b"/>
-      <w:bookmarkStart w:id="21" w:name="orga04358b"/>
+      <w:bookmarkStart w:id="20" w:name="OrgXref.orge1ef572"/>
+      <w:bookmarkStart w:id="21" w:name="orge1ef572"/>
       <w:bookmarkEnd w:id="21"/>
       <w:r>
         <w:rPr/>
@@ -844,8 +844,8 @@
         <w:outlineLvl w:val="2"/>
         <w:rPr/>
       </w:pPr>
-      <w:bookmarkStart w:id="22" w:name="OrgXref.org1c6f359"/>
-      <w:bookmarkStart w:id="23" w:name="org1c6f359"/>
+      <w:bookmarkStart w:id="22" w:name="OrgXref.orgb72905b"/>
+      <w:bookmarkStart w:id="23" w:name="orgb72905b"/>
       <w:bookmarkEnd w:id="23"/>
       <w:r>
         <w:rPr/>
@@ -1231,8 +1231,8 @@
         <w:outlineLvl w:val="1"/>
         <w:rPr/>
       </w:pPr>
-      <w:bookmarkStart w:id="24" w:name="OrgXref.org626e187"/>
-      <w:bookmarkStart w:id="25" w:name="org626e187"/>
+      <w:bookmarkStart w:id="24" w:name="OrgXref.org81134fa"/>
+      <w:bookmarkStart w:id="25" w:name="org81134fa"/>
       <w:bookmarkEnd w:id="25"/>
       <w:r>
         <w:rPr/>
@@ -1274,8 +1274,8 @@
         <w:outlineLvl w:val="0"/>
         <w:rPr/>
       </w:pPr>
-      <w:bookmarkStart w:id="26" w:name="OrgXref.org758ac54"/>
-      <w:bookmarkStart w:id="27" w:name="org758ac54"/>
+      <w:bookmarkStart w:id="26" w:name="OrgXref.org034771b"/>
+      <w:bookmarkStart w:id="27" w:name="org034771b"/>
       <w:bookmarkEnd w:id="27"/>
       <w:r>
         <w:rPr/>
@@ -1314,8 +1314,8 @@
         <w:outlineLvl w:val="0"/>
         <w:rPr/>
       </w:pPr>
-      <w:bookmarkStart w:id="28" w:name="OrgXref.org415b88a"/>
-      <w:bookmarkStart w:id="29" w:name="org415b88a"/>
+      <w:bookmarkStart w:id="28" w:name="OrgXref.orgcce244c"/>
+      <w:bookmarkStart w:id="29" w:name="orgcce244c"/>
       <w:bookmarkEnd w:id="29"/>
       <w:r>
         <w:rPr/>
@@ -3062,8 +3062,8 @@
       <w:lang w:val="en-US" w:eastAsia="zh-CN" w:bidi="hi-IN"/>
     </w:rPr>
   </w:style>
-  <w:style w:type="paragraph" w:styleId="RetteNoegle">
-    <w:name w:val="RetteNoegle"/>
+  <w:style w:type="paragraph" w:styleId="Loesningsforslag">
+    <w:name w:val="Loesningsforslag"/>
     <w:qFormat/>
     <w:pPr>
       <w:widowControl w:val="false"/>
